--- a/pgprng_README.docx
+++ b/pgprng_README.docx
@@ -2,7 +2,7 @@
 <file path=word/document.xml><?xml version="1.0" encoding="utf-8"?>
 <w:document xmlns:w="http://schemas.openxmlformats.org/wordprocessingml/2006/main" xmlns:m="http://schemas.openxmlformats.org/officeDocument/2006/math" xmlns:r="http://schemas.openxmlformats.org/officeDocument/2006/relationships" xmlns:o="urn:schemas-microsoft-com:office:office" xmlns:v="urn:schemas-microsoft-com:vml" xmlns:w10="urn:schemas-microsoft-com:office:word" xmlns:a="http://schemas.openxmlformats.org/drawingml/2006/main" xmlns:pic="http://schemas.openxmlformats.org/drawingml/2006/picture" xmlns:wp="http://schemas.openxmlformats.org/drawingml/2006/wordprocessingDrawing">
   <w:body>
-    <w:bookmarkStart w:id="30" w:name="X79a4c5d34016e76c63b7f701543c564865468a8"/>
+    <w:bookmarkStart w:id="31" w:name="X79a4c5d34016e76c63b7f701543c564865468a8"/>
     <w:p>
       <w:pPr>
         <w:pStyle w:val="Heading1"/>
@@ -49,115 +49,150 @@
         <w:pStyle w:val="BodyText"/>
       </w:pPr>
       <w:r>
-        <w:t xml:space="preserve">This repository is a personal research project exploring combined/coupled</w:t>
-      </w:r>
-      <w:r>
-        <w:t xml:space="preserve"> </w:t>
-      </w:r>
-      <w:r>
-        <w:t xml:space="preserve">pseudorandom number generator (PRNG) constructions built from many small</w:t>
-      </w:r>
-      <w:r>
-        <w:t xml:space="preserve"> </w:t>
-      </w:r>
-      <w:r>
-        <w:t xml:space="preserve">additive congruential components, combined via XOR and a nonlinear</w:t>
-      </w:r>
-      <w:r>
-        <w:t xml:space="preserve"> </w:t>
-      </w:r>
-      <w:r>
-        <w:t xml:space="preserve">finalizer (</w:t>
-      </w:r>
-      <w:r>
-        <w:rPr>
-          <w:rStyle w:val="VerbatimChar"/>
-        </w:rPr>
-        <w:t xml:space="preserve">mix64</w:t>
-      </w:r>
-      <w:r>
-        <w:t xml:space="preserve">, a MurmurHash3-style bit-mixing function). It grew out</w:t>
-      </w:r>
-      <w:r>
-        <w:t xml:space="preserve"> </w:t>
-      </w:r>
-      <w:r>
-        <w:t xml:space="preserve">of curiosity about whether mutually-clocked, output-coupled generators —</w:t>
-      </w:r>
-      <w:r>
-        <w:t xml:space="preserve"> </w:t>
-      </w:r>
-      <w:r>
-        <w:t xml:space="preserve">an old idea in the combined/coupled-LCG and clock-controlled stream</w:t>
-      </w:r>
-      <w:r>
-        <w:t xml:space="preserve"> </w:t>
-      </w:r>
-      <w:r>
-        <w:t xml:space="preserve">cipher literature — could be assembled from very simple parts and still</w:t>
-      </w:r>
-      <w:r>
-        <w:t xml:space="preserve"> </w:t>
-      </w:r>
-      <w:r>
-        <w:t xml:space="preserve">hold up under real statistical and cryptanalytic scrutiny.</w:t>
-      </w:r>
-    </w:p>
-    <w:p>
-      <w:pPr>
-        <w:pStyle w:val="BodyText"/>
-      </w:pPr>
-      <w:r>
         <w:rPr>
           <w:bCs/>
           <w:b/>
         </w:rPr>
-        <w:t xml:space="preserve">Straight answer up front, so it doesn’t get lost below:</w:t>
-      </w:r>
-      <w:r>
-        <w:t xml:space="preserve"> </w:t>
-      </w:r>
-      <w:r>
-        <w:t xml:space="preserve">this is not</w:t>
-      </w:r>
-      <w:r>
-        <w:t xml:space="preserve"> </w:t>
-      </w:r>
-      <w:r>
-        <w:t xml:space="preserve">a claim of a new, publication-worthy PRNG or a proven-secure cipher. Every</w:t>
-      </w:r>
-      <w:r>
-        <w:t xml:space="preserve"> </w:t>
-      </w:r>
-      <w:r>
-        <w:t xml:space="preserve">individual architectural idea used here — combining generators for period</w:t>
-      </w:r>
-      <w:r>
-        <w:t xml:space="preserve"> </w:t>
-      </w:r>
-      <w:r>
-        <w:t xml:space="preserve">multiplication, output-driven mutual clocking, additive congruential</w:t>
-      </w:r>
-      <w:r>
-        <w:t xml:space="preserve"> </w:t>
-      </w:r>
-      <w:r>
-        <w:t xml:space="preserve">components, a nonlinear finalizer — is well-established, in some cases for</w:t>
-      </w:r>
-      <w:r>
-        <w:t xml:space="preserve"> </w:t>
-      </w:r>
-      <w:r>
-        <w:t xml:space="preserve">30–40 years (see</w:t>
-      </w:r>
-      <w:r>
-        <w:t xml:space="preserve"> </w:t>
-      </w:r>
+        <w:t xml:space="preserve">Version:</w:t>
+      </w:r>
+      <w:r>
+        <w:t xml:space="preserve"> </w:t>
+      </w:r>
+      <w:r>
+        <w:t xml:space="preserve">1.1 — see</w:t>
+      </w:r>
+      <w:r>
+        <w:t xml:space="preserve"> </w:t>
+      </w:r>
+      <w:hyperlink r:id="rId20">
+        <w:r>
+          <w:rPr>
+            <w:rStyle w:val="Hyperlink"/>
+          </w:rPr>
+          <w:t xml:space="preserve">CHANGELOG.md</w:t>
+        </w:r>
+      </w:hyperlink>
+      <w:r>
+        <w:t xml:space="preserve"> </w:t>
+      </w:r>
+      <w:r>
+        <w:t xml:space="preserve">for what changed each release.</w:t>
+      </w:r>
+    </w:p>
+    <w:p>
+      <w:pPr>
+        <w:pStyle w:val="BodyText"/>
+      </w:pPr>
+      <w:r>
+        <w:t xml:space="preserve">This repository is a personal research project exploring combined/coupled</w:t>
+      </w:r>
+      <w:r>
+        <w:t xml:space="preserve"> </w:t>
+      </w:r>
+      <w:r>
+        <w:t xml:space="preserve">pseudorandom number generator (PRNG) constructions built from many small</w:t>
+      </w:r>
+      <w:r>
+        <w:t xml:space="preserve"> </w:t>
+      </w:r>
+      <w:r>
+        <w:t xml:space="preserve">additive congruential components, combined via XOR and a nonlinear</w:t>
+      </w:r>
+      <w:r>
+        <w:t xml:space="preserve"> </w:t>
+      </w:r>
+      <w:r>
+        <w:t xml:space="preserve">finalizer (</w:t>
+      </w:r>
+      <w:r>
+        <w:rPr>
+          <w:rStyle w:val="VerbatimChar"/>
+        </w:rPr>
+        <w:t xml:space="preserve">mix64</w:t>
+      </w:r>
+      <w:r>
+        <w:t xml:space="preserve">, a MurmurHash3-style bit-mixing function). It grew out</w:t>
+      </w:r>
+      <w:r>
+        <w:t xml:space="preserve"> </w:t>
+      </w:r>
+      <w:r>
+        <w:t xml:space="preserve">of curiosity about whether mutually-clocked, output-coupled generators —</w:t>
+      </w:r>
+      <w:r>
+        <w:t xml:space="preserve"> </w:t>
+      </w:r>
+      <w:r>
+        <w:t xml:space="preserve">an old idea in the combined/coupled-LCG and clock-controlled stream</w:t>
+      </w:r>
+      <w:r>
+        <w:t xml:space="preserve"> </w:t>
+      </w:r>
+      <w:r>
+        <w:t xml:space="preserve">cipher literature — could be assembled from very simple parts and still</w:t>
+      </w:r>
+      <w:r>
+        <w:t xml:space="preserve"> </w:t>
+      </w:r>
+      <w:r>
+        <w:t xml:space="preserve">hold up under real statistical and cryptanalytic scrutiny.</w:t>
+      </w:r>
+    </w:p>
+    <w:p>
+      <w:pPr>
+        <w:pStyle w:val="BodyText"/>
+      </w:pPr>
       <w:r>
         <w:rPr>
           <w:bCs/>
           <w:b/>
         </w:rPr>
+        <w:t xml:space="preserve">Straight answer up front, so it doesn’t get lost below:</w:t>
+      </w:r>
+      <w:r>
+        <w:t xml:space="preserve"> </w:t>
+      </w:r>
+      <w:r>
+        <w:t xml:space="preserve">this is not</w:t>
+      </w:r>
+      <w:r>
+        <w:t xml:space="preserve"> </w:t>
+      </w:r>
+      <w:r>
+        <w:t xml:space="preserve">a claim of a new, publication-worthy PRNG or a proven-secure cipher. Every</w:t>
+      </w:r>
+      <w:r>
+        <w:t xml:space="preserve"> </w:t>
+      </w:r>
+      <w:r>
+        <w:t xml:space="preserve">individual architectural idea used here — combining generators for period</w:t>
+      </w:r>
+      <w:r>
+        <w:t xml:space="preserve"> </w:t>
+      </w:r>
+      <w:r>
+        <w:t xml:space="preserve">multiplication, output-driven mutual clocking, additive congruential</w:t>
+      </w:r>
+      <w:r>
+        <w:t xml:space="preserve"> </w:t>
+      </w:r>
+      <w:r>
+        <w:t xml:space="preserve">components, a nonlinear finalizer — is well-established, in some cases for</w:t>
+      </w:r>
+      <w:r>
+        <w:t xml:space="preserve"> </w:t>
+      </w:r>
+      <w:r>
+        <w:t xml:space="preserve">30–40 years (see</w:t>
+      </w:r>
+      <w:r>
+        <w:t xml:space="preserve"> </w:t>
+      </w:r>
+      <w:r>
+        <w:rPr>
+          <w:bCs/>
+          <w:b/>
+        </w:rPr>
         <w:t xml:space="preserve">Prior art</w:t>
       </w:r>
       <w:r>
@@ -176,7 +211,7 @@
         <w:t xml:space="preserve">including the mistakes found and fixed along the way.</w:t>
       </w:r>
     </w:p>
-    <w:bookmarkStart w:id="20" w:name="the-two-designs"/>
+    <w:bookmarkStart w:id="21" w:name="the-two-designs"/>
     <w:p>
       <w:pPr>
         <w:pStyle w:val="Heading2"/>
@@ -469,8 +504,8 @@
         <w:t xml:space="preserve">has no such single-step inversion.</w:t>
       </w:r>
     </w:p>
-    <w:bookmarkEnd w:id="20"/>
-    <w:bookmarkStart w:id="21" w:name="statistical-testing-performed"/>
+    <w:bookmarkEnd w:id="21"/>
+    <w:bookmarkStart w:id="22" w:name="statistical-testing-performed"/>
     <w:p>
       <w:pPr>
         <w:pStyle w:val="Heading2"/>
@@ -675,8 +710,8 @@
         <w:t xml:space="preserve">runs (the standard for a serious PRNG candidate) have not been done.</w:t>
       </w:r>
     </w:p>
-    <w:bookmarkEnd w:id="21"/>
-    <w:bookmarkStart w:id="22" w:name="X5b132a025349bd920c15d52df187a11c99e70ba"/>
+    <w:bookmarkEnd w:id="22"/>
+    <w:bookmarkStart w:id="23" w:name="X5b132a025349bd920c15d52df187a11c99e70ba"/>
     <w:p>
       <w:pPr>
         <w:pStyle w:val="Heading2"/>
@@ -1154,8 +1189,8 @@
         <w:t xml:space="preserve">to do, and any findings would be genuinely useful and welcome.</w:t>
       </w:r>
     </w:p>
-    <w:bookmarkEnd w:id="22"/>
-    <w:bookmarkStart w:id="23" w:name="X0831c7b7218d9c817954a9b493866dc73315111"/>
+    <w:bookmarkEnd w:id="23"/>
+    <w:bookmarkStart w:id="24" w:name="X0831c7b7218d9c817954a9b493866dc73315111"/>
     <w:p>
       <w:pPr>
         <w:pStyle w:val="Heading2"/>
@@ -1626,8 +1661,8 @@
         <w:t xml:space="preserve">opening a GitHub issue or PR about.</w:t>
       </w:r>
     </w:p>
-    <w:bookmarkEnd w:id="23"/>
-    <w:bookmarkStart w:id="24" w:name="X1acd70230c5710050d8dbbfb71742aff9847d6c"/>
+    <w:bookmarkEnd w:id="24"/>
+    <w:bookmarkStart w:id="25" w:name="X1acd70230c5710050d8dbbfb71742aff9847d6c"/>
     <w:p>
       <w:pPr>
         <w:pStyle w:val="Heading2"/>
@@ -1713,7 +1748,7 @@
         <w:rPr>
           <w:rStyle w:val="VerbatimChar"/>
         </w:rPr>
-        <w:t xml:space="preserve">len(incs_11)</w:t>
+        <w:t xml:space="preserve">len(ensemble_1)</w:t>
       </w:r>
       <w:r>
         <w:t xml:space="preserve"> </w:t>
@@ -1728,19 +1763,25 @@
         <w:rPr>
           <w:rStyle w:val="VerbatimChar"/>
         </w:rPr>
-        <w:t xml:space="preserve">len(incs_13)</w:t>
-      </w:r>
-      <w:r>
-        <w:t xml:space="preserve"> </w:t>
-      </w:r>
-      <w:r>
-        <w:t xml:space="preserve">— whatever length lists</w:t>
-      </w:r>
-      <w:r>
-        <w:t xml:space="preserve"> </w:t>
-      </w:r>
-      <w:r>
-        <w:t xml:space="preserve">of increments you pass in. (These are additive increments — each</w:t>
+        <w:t xml:space="preserve">len(ensemble_2)</w:t>
+      </w:r>
+      <w:r>
+        <w:t xml:space="preserve"> </w:t>
+      </w:r>
+      <w:r>
+        <w:t xml:space="preserve">— read live,</w:t>
+      </w:r>
+      <w:r>
+        <w:t xml:space="preserve"> </w:t>
+      </w:r>
+      <w:r>
+        <w:t xml:space="preserve">never cached — for whatever length lists of increments you pass in.</w:t>
+      </w:r>
+      <w:r>
+        <w:t xml:space="preserve"> </w:t>
+      </w:r>
+      <w:r>
+        <w:t xml:space="preserve">(These are additive increments — each</w:t>
       </w:r>
       <w:r>
         <w:t xml:space="preserve"> </w:t>
@@ -2133,8 +2174,8 @@
         <w:t xml:space="preserve">only reach a subset).</w:t>
       </w:r>
     </w:p>
-    <w:bookmarkEnd w:id="24"/>
-    <w:bookmarkStart w:id="25" w:name="performance"/>
+    <w:bookmarkEnd w:id="25"/>
+    <w:bookmarkStart w:id="26" w:name="performance"/>
     <w:p>
       <w:pPr>
         <w:pStyle w:val="Heading2"/>
@@ -2232,8 +2273,8 @@
         <w:t xml:space="preserve">not a redesign.</w:t>
       </w:r>
     </w:p>
-    <w:bookmarkEnd w:id="25"/>
-    <w:bookmarkStart w:id="26" w:name="known-limitations-open-questions"/>
+    <w:bookmarkEnd w:id="26"/>
+    <w:bookmarkStart w:id="27" w:name="known-limitations-open-questions"/>
     <w:p>
       <w:pPr>
         <w:pStyle w:val="Heading2"/>
@@ -2384,8 +2425,8 @@
         <w:t xml:space="preserve">is already known there.</w:t>
       </w:r>
     </w:p>
-    <w:bookmarkEnd w:id="26"/>
-    <w:bookmarkStart w:id="27" w:name="prior-art"/>
+    <w:bookmarkEnd w:id="27"/>
+    <w:bookmarkStart w:id="28" w:name="prior-art"/>
     <w:p>
       <w:pPr>
         <w:pStyle w:val="Heading2"/>
@@ -2460,8 +2501,8 @@
         <w:t xml:space="preserve">construction.</w:t>
       </w:r>
     </w:p>
-    <w:bookmarkEnd w:id="27"/>
-    <w:bookmarkStart w:id="28" w:name="file-manifest"/>
+    <w:bookmarkEnd w:id="28"/>
+    <w:bookmarkStart w:id="29" w:name="file-manifest"/>
     <w:p>
       <w:pPr>
         <w:pStyle w:val="Heading2"/>
@@ -2555,10 +2596,37 @@
               <w:t xml:space="preserve">mix64_inverse</w:t>
             </w:r>
             <w:r>
+              <w:t xml:space="preserve">, the</w:t>
+            </w:r>
+            <w:r>
               <w:t xml:space="preserve"> </w:t>
             </w:r>
             <w:r>
-              <w:t xml:space="preserve">and input-validation helpers used by both generators (pulled out during a refactor pass to remove duplication — verified behavior-preserving against fixed-seed output)</w:t>
+              <w:rPr>
+                <w:rStyle w:val="VerbatimChar"/>
+              </w:rPr>
+              <w:t xml:space="preserve">State</w:t>
+            </w:r>
+            <w:r>
+              <w:t xml:space="preserve"> </w:t>
+            </w:r>
+            <w:r>
+              <w:t xml:space="preserve">object (an ensemble component’s increment + current state, bundled as one object), and the input-validation/ensemble-construction helpers used by both generators — also where</w:t>
+            </w:r>
+            <w:r>
+              <w:t xml:space="preserve"> </w:t>
+            </w:r>
+            <w:r>
+              <w:rPr>
+                <w:rStyle w:val="VerbatimChar"/>
+              </w:rPr>
+              <w:t xml:space="preserve">__version__</w:t>
+            </w:r>
+            <w:r>
+              <w:t xml:space="preserve"> </w:t>
+            </w:r>
+            <w:r>
+              <w:t xml:space="preserve">lives (pulled out during a refactor pass to remove duplication — verified behavior-preserving against fixed-seed output)</w:t>
             </w:r>
           </w:p>
         </w:tc>
@@ -2919,19 +2987,7 @@
               <w:rPr>
                 <w:rStyle w:val="VerbatimChar"/>
               </w:rPr>
-              <w:t xml:space="preserve">pgprng_README.docx</w:t>
-            </w:r>
-            <w:r>
-              <w:t xml:space="preserve">,</w:t>
-            </w:r>
-            <w:r>
-              <w:t xml:space="preserve"> </w:t>
-            </w:r>
-            <w:r>
-              <w:rPr>
-                <w:rStyle w:val="VerbatimChar"/>
-              </w:rPr>
-              <w:t xml:space="preserve">pgprng_README.txt</w:t>
+              <w:t xml:space="preserve">CHANGELOG.md</w:t>
             </w:r>
           </w:p>
         </w:tc>
@@ -2943,14 +2999,55 @@
               <w:jc w:val="left"/>
             </w:pPr>
             <w:r>
+              <w:t xml:space="preserve">Version history — what changed in each release</w:t>
+            </w:r>
+          </w:p>
+        </w:tc>
+      </w:tr>
+      <w:tr>
+        <w:tc>
+          <w:tcPr/>
+          <w:p>
+            <w:pPr>
+              <w:pStyle w:val="Compact"/>
+              <w:jc w:val="left"/>
+            </w:pPr>
+            <w:r>
+              <w:rPr>
+                <w:rStyle w:val="VerbatimChar"/>
+              </w:rPr>
+              <w:t xml:space="preserve">pgprng_README.docx</w:t>
+            </w:r>
+            <w:r>
+              <w:t xml:space="preserve">,</w:t>
+            </w:r>
+            <w:r>
+              <w:t xml:space="preserve"> </w:t>
+            </w:r>
+            <w:r>
+              <w:rPr>
+                <w:rStyle w:val="VerbatimChar"/>
+              </w:rPr>
+              <w:t xml:space="preserve">pgprng_README.txt</w:t>
+            </w:r>
+          </w:p>
+        </w:tc>
+        <w:tc>
+          <w:tcPr/>
+          <w:p>
+            <w:pPr>
+              <w:pStyle w:val="Compact"/>
+              <w:jc w:val="left"/>
+            </w:pPr>
+            <w:r>
               <w:t xml:space="preserve">Word and plain-text copies of this same README, for reading locally without a Markdown renderer</w:t>
             </w:r>
           </w:p>
         </w:tc>
       </w:tr>
     </w:tbl>
-    <w:bookmarkEnd w:id="28"/>
-    <w:bookmarkStart w:id="29" w:name="license"/>
+    <w:bookmarkEnd w:id="29"/>
+    <w:bookmarkStart w:id="30" w:name="license"/>
     <w:p>
       <w:pPr>
         <w:pStyle w:val="Heading2"/>
@@ -2991,8 +3088,8 @@
         <w:t xml:space="preserve">kept.</w:t>
       </w:r>
     </w:p>
-    <w:bookmarkEnd w:id="29"/>
     <w:bookmarkEnd w:id="30"/>
+    <w:bookmarkEnd w:id="31"/>
     <w:sectPr/>
   </w:body>
 </w:document>
